--- a/IJCAI Supplemental - Life Cycle Risk Assessment of top 5 LLMs - Anonymized.docx
+++ b/IJCAI Supplemental - Life Cycle Risk Assessment of top 5 LLMs - Anonymized.docx
@@ -14,16 +14,16 @@
         <mc:AlternateContent>
           <mc:Choice Requires="wps">
             <w:drawing>
-              <wp:anchor distT="0" distB="0" distL="0" distR="0" simplePos="0" relativeHeight="251656704" behindDoc="0" locked="0" layoutInCell="1" allowOverlap="1" wp14:anchorId="06BEE101" wp14:editId="4A2BC4E0">
+              <wp:anchor distT="0" distB="0" distL="0" distR="0" simplePos="0" relativeHeight="251656704" behindDoc="0" locked="0" layoutInCell="1" allowOverlap="1" wp14:anchorId="06BEE101" wp14:editId="13C7F4D7">
                 <wp:simplePos x="0" y="0"/>
                 <wp:positionH relativeFrom="page">
                   <wp:align>center</wp:align>
                 </wp:positionH>
-                <wp:positionV relativeFrom="page">
-                  <wp:posOffset>685800</wp:posOffset>
+                <wp:positionV relativeFrom="margin">
+                  <wp:align>top</wp:align>
                 </wp:positionV>
-                <wp:extent cx="6398260" cy="2054860"/>
-                <wp:effectExtent l="0" t="0" r="0" b="0"/>
+                <wp:extent cx="6398260" cy="1857375"/>
+                <wp:effectExtent l="0" t="0" r="2540" b="9525"/>
                 <wp:wrapTopAndBottom/>
                 <wp:docPr id="3" name="Text Box 2"/>
                 <wp:cNvGraphicFramePr>
@@ -38,7 +38,7 @@
                       <wps:spPr bwMode="auto">
                         <a:xfrm>
                           <a:off x="0" y="0"/>
-                          <a:ext cx="6398260" cy="2054860"/>
+                          <a:ext cx="6398260" cy="1857375"/>
                         </a:xfrm>
                         <a:prstGeom prst="rect">
                           <a:avLst/>
@@ -138,7 +138,7 @@
                 <v:stroke joinstyle="miter"/>
                 <v:path gradientshapeok="t" o:connecttype="rect"/>
               </v:shapetype>
-              <v:shape id="Text Box 2" o:spid="_x0000_s1026" type="#_x0000_t202" style="position:absolute;left:0;text-align:left;margin-left:0;margin-top:54pt;width:503.8pt;height:161.8pt;z-index:251656704;visibility:visible;mso-wrap-style:square;mso-width-percent:0;mso-height-percent:0;mso-wrap-distance-left:0;mso-wrap-distance-top:0;mso-wrap-distance-right:0;mso-wrap-distance-bottom:0;mso-position-horizontal:center;mso-position-horizontal-relative:page;mso-position-vertical:absolute;mso-position-vertical-relative:page;mso-width-percent:0;mso-height-percent:0;mso-width-relative:page;mso-height-relative:page;v-text-anchor:top" o:gfxdata="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" stroked="f">
+              <v:shape id="Text Box 2" o:spid="_x0000_s1026" type="#_x0000_t202" style="position:absolute;left:0;text-align:left;margin-left:0;margin-top:0;width:503.8pt;height:146.25pt;z-index:251656704;visibility:visible;mso-wrap-style:square;mso-width-percent:0;mso-height-percent:0;mso-wrap-distance-left:0;mso-wrap-distance-top:0;mso-wrap-distance-right:0;mso-wrap-distance-bottom:0;mso-position-horizontal:center;mso-position-horizontal-relative:page;mso-position-vertical:top;mso-position-vertical-relative:margin;mso-width-percent:0;mso-height-percent:0;mso-width-relative:page;mso-height-relative:page;v-text-anchor:top" o:gfxdata="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" stroked="f">
                 <v:textbox inset="0,0,0,0">
                   <w:txbxContent>
                     <w:p>
@@ -194,7 +194,7 @@
                     </w:p>
                   </w:txbxContent>
                 </v:textbox>
-                <w10:wrap type="topAndBottom" anchorx="page" anchory="page"/>
+                <w10:wrap type="topAndBottom" anchorx="page" anchory="margin"/>
               </v:shape>
             </w:pict>
           </mc:Fallback>
@@ -2113,7 +2113,7 @@
           <w:szCs w:val="22"/>
         </w:rPr>
         <w:drawing>
-          <wp:anchor distT="0" distB="0" distL="114300" distR="114300" simplePos="0" relativeHeight="251673600" behindDoc="1" locked="0" layoutInCell="1" allowOverlap="1" wp14:anchorId="3343AED3" wp14:editId="7E1E8CF2">
+          <wp:anchor distT="0" distB="0" distL="114300" distR="114300" simplePos="0" relativeHeight="251673600" behindDoc="1" locked="0" layoutInCell="1" allowOverlap="1" wp14:anchorId="3343AED3" wp14:editId="4EDDFBE5">
             <wp:simplePos x="0" y="0"/>
             <wp:positionH relativeFrom="margin">
               <wp:posOffset>3393440</wp:posOffset>
@@ -2825,7 +2825,7 @@
           <w:noProof/>
         </w:rPr>
         <w:drawing>
-          <wp:anchor distT="0" distB="0" distL="114300" distR="114300" simplePos="0" relativeHeight="251668480" behindDoc="1" locked="0" layoutInCell="1" allowOverlap="1" wp14:anchorId="3930703B" wp14:editId="3A843CD5">
+          <wp:anchor distT="0" distB="0" distL="114300" distR="114300" simplePos="0" relativeHeight="251668480" behindDoc="1" locked="0" layoutInCell="1" allowOverlap="1" wp14:anchorId="3930703B" wp14:editId="6E18F78E">
             <wp:simplePos x="0" y="0"/>
             <wp:positionH relativeFrom="column">
               <wp:posOffset>-83185</wp:posOffset>
@@ -3158,7 +3158,7 @@
           <w:szCs w:val="22"/>
         </w:rPr>
         <w:drawing>
-          <wp:anchor distT="0" distB="0" distL="114300" distR="114300" simplePos="0" relativeHeight="251664384" behindDoc="1" locked="0" layoutInCell="1" allowOverlap="1" wp14:anchorId="474163F0" wp14:editId="2D79F3A1">
+          <wp:anchor distT="0" distB="0" distL="114300" distR="114300" simplePos="0" relativeHeight="251664384" behindDoc="1" locked="0" layoutInCell="1" allowOverlap="1" wp14:anchorId="474163F0" wp14:editId="0CC148F8">
             <wp:simplePos x="0" y="0"/>
             <wp:positionH relativeFrom="margin">
               <wp:posOffset>-400050</wp:posOffset>
@@ -3331,7 +3331,7 @@
           <w:szCs w:val="22"/>
         </w:rPr>
         <w:drawing>
-          <wp:anchor distT="0" distB="0" distL="114300" distR="114300" simplePos="0" relativeHeight="251665408" behindDoc="1" locked="0" layoutInCell="1" allowOverlap="1" wp14:anchorId="29929C4F" wp14:editId="6EEA4C31">
+          <wp:anchor distT="0" distB="0" distL="114300" distR="114300" simplePos="0" relativeHeight="251665408" behindDoc="1" locked="0" layoutInCell="1" allowOverlap="1" wp14:anchorId="29929C4F" wp14:editId="69F590CF">
             <wp:simplePos x="0" y="0"/>
             <wp:positionH relativeFrom="column">
               <wp:align>left</wp:align>
